--- a/Papers/Template.docx
+++ b/Papers/Template.docx
@@ -76,6 +76,435 @@
       </w:r>
       <w:r>
         <w:br/>
+        <w:t xml:space="preserve">[Insert screenshot of </w:t>
+      </w:r>
+      <w:r>
+        <w:t>Lib Cals</w:t>
+      </w:r>
+      <w:r>
+        <w:t xml:space="preserve"> availability search interface from a university implementation]</w:t>
+      </w:r>
+      <w:r>
+        <w:br/>
+      </w:r>
+      <w:r>
+        <w:rPr>
+          <w:i/>
+          <w:iCs/>
+        </w:rPr>
+        <w:t xml:space="preserve">Figure 1.1: The </w:t>
+      </w:r>
+      <w:r>
+        <w:rPr>
+          <w:i/>
+          <w:iCs/>
+        </w:rPr>
+        <w:t>Lib Cals</w:t>
+      </w:r>
+      <w:r>
+        <w:rPr>
+          <w:i/>
+          <w:iCs/>
+        </w:rPr>
+        <w:t xml:space="preserve"> availability search interface, demonstrating how users can filter spaces by date, capacity, and features.</w:t>
+      </w:r>
+    </w:p>
+    <w:p>
+      <w:pPr>
+        <w:rPr>
+          <w:b/>
+          <w:bCs/>
+        </w:rPr>
+      </w:pPr>
+      <w:r>
+        <w:rPr>
+          <w:b/>
+          <w:bCs/>
+        </w:rPr>
+        <w:t>Features/Processes to Adapt:</w:t>
+      </w:r>
+    </w:p>
+    <w:p>
+      <w:pPr>
+        <w:numPr>
+          <w:ilvl w:val="0"/>
+          <w:numId w:val="4"/>
+        </w:numPr>
+        <w:rPr>
+          <w:b/>
+          <w:bCs/>
+        </w:rPr>
+      </w:pPr>
+      <w:r>
+        <w:rPr>
+          <w:b/>
+          <w:bCs/>
+        </w:rPr>
+        <w:t>Venue Catalogue with Details: </w:t>
+      </w:r>
+      <w:r>
+        <w:t>Presenting each bookable space with clear information on capacity, features, and photos</w:t>
+      </w:r>
+      <w:r>
+        <w:t>.</w:t>
+      </w:r>
+    </w:p>
+    <w:p>
+      <w:pPr>
+        <w:numPr>
+          <w:ilvl w:val="0"/>
+          <w:numId w:val="4"/>
+        </w:numPr>
+      </w:pPr>
+      <w:r>
+        <w:rPr>
+          <w:b/>
+          <w:bCs/>
+        </w:rPr>
+        <w:t>Visual Availability Calendar: </w:t>
+      </w:r>
+      <w:r>
+        <w:t>Using a clear, color-coded grid to show availability at a glance</w:t>
+      </w:r>
+      <w:r>
+        <w:t>.</w:t>
+      </w:r>
+    </w:p>
+    <w:p>
+      <w:pPr>
+        <w:numPr>
+          <w:ilvl w:val="0"/>
+          <w:numId w:val="4"/>
+        </w:numPr>
+        <w:rPr>
+          <w:b/>
+          <w:bCs/>
+        </w:rPr>
+      </w:pPr>
+      <w:r>
+        <w:rPr>
+          <w:b/>
+          <w:bCs/>
+        </w:rPr>
+        <w:t>Search and Filtering: </w:t>
+      </w:r>
+      <w:r>
+        <w:t>Allowing users to search for spaces based on their needs (e.g., capacity, accessibility, equipment)</w:t>
+      </w:r>
+      <w:r>
+        <w:t>.</w:t>
+      </w:r>
+    </w:p>
+    <w:p>
+      <w:pPr>
+        <w:numPr>
+          <w:ilvl w:val="0"/>
+          <w:numId w:val="4"/>
+        </w:numPr>
+      </w:pPr>
+      <w:r>
+        <w:rPr>
+          <w:b/>
+          <w:bCs/>
+        </w:rPr>
+        <w:t>Self-Service Booking: </w:t>
+      </w:r>
+      <w:r>
+        <w:t>Enabling users to make a reservation directly through the system without needing to contact staff</w:t>
+      </w:r>
+      <w:r>
+        <w:t>.</w:t>
+      </w:r>
+    </w:p>
+    <w:p>
+      <w:pPr>
+        <w:numPr>
+          <w:ilvl w:val="0"/>
+          <w:numId w:val="4"/>
+        </w:numPr>
+      </w:pPr>
+      <w:r>
+        <w:rPr>
+          <w:b/>
+          <w:bCs/>
+        </w:rPr>
+        <w:t>Booking Rules and Restrictions: </w:t>
+      </w:r>
+      <w:r>
+        <w:t>Configuring rules to manage usage, such as maximum booking duration or advance notice requirements</w:t>
+      </w:r>
+    </w:p>
+    <w:p>
+      <w:pPr>
+        <w:numPr>
+          <w:ilvl w:val="0"/>
+          <w:numId w:val="4"/>
+        </w:numPr>
+      </w:pPr>
+      <w:r>
+        <w:rPr>
+          <w:b/>
+          <w:bCs/>
+        </w:rPr>
+        <w:t>Role-Based Access: </w:t>
+      </w:r>
+      <w:r>
+        <w:t>Restricting who can book certain spaces (e.g., only university staff for conference rooms)</w:t>
+      </w:r>
+      <w:r>
+        <w:t>.</w:t>
+      </w:r>
+    </w:p>
+    <w:p>
+      <w:pPr>
+        <w:rPr>
+          <w:b/>
+          <w:bCs/>
+        </w:rPr>
+      </w:pPr>
+      <w:r>
+        <w:rPr>
+          <w:b/>
+          <w:bCs/>
+        </w:rPr>
+        <w:t>Features/Processes to Avoid:</w:t>
+      </w:r>
+    </w:p>
+    <w:p>
+      <w:pPr>
+        <w:numPr>
+          <w:ilvl w:val="0"/>
+          <w:numId w:val="5"/>
+        </w:numPr>
+      </w:pPr>
+      <w:r>
+        <w:rPr>
+          <w:b/>
+          <w:bCs/>
+        </w:rPr>
+        <w:t>Check-in/Check-out Functionality: </w:t>
+      </w:r>
+      <w:proofErr w:type="spellStart"/>
+      <w:r>
+        <w:t>LibCal</w:t>
+      </w:r>
+      <w:proofErr w:type="spellEnd"/>
+      <w:r>
+        <w:t xml:space="preserve"> Spaces can require users to check in via QR code to validate a booking. This is more appropriate for managing short, hourly study spaces and is not a priority for your event-focused system.</w:t>
+      </w:r>
+    </w:p>
+    <w:p>
+      <w:pPr>
+        <w:numPr>
+          <w:ilvl w:val="0"/>
+          <w:numId w:val="5"/>
+        </w:numPr>
+      </w:pPr>
+      <w:r>
+        <w:rPr>
+          <w:b/>
+          <w:bCs/>
+        </w:rPr>
+        <w:t>Focus on Individual Study Seats: </w:t>
+      </w:r>
+      <w:r>
+        <w:t xml:space="preserve">While </w:t>
+      </w:r>
+      <w:proofErr w:type="spellStart"/>
+      <w:r>
+        <w:t>LibCal</w:t>
+      </w:r>
+      <w:proofErr w:type="spellEnd"/>
+      <w:r>
+        <w:t xml:space="preserve"> can manage individual seats, your system is primarily for event venues, not individual desks or study carrels</w:t>
+      </w:r>
+      <w:r>
+        <w:t>.</w:t>
+      </w:r>
+    </w:p>
+    <w:p>
+      <w:pPr>
+        <w:numPr>
+          <w:ilvl w:val="0"/>
+          <w:numId w:val="5"/>
+        </w:numPr>
+        <w:rPr>
+          <w:b/>
+          <w:bCs/>
+        </w:rPr>
+      </w:pPr>
+      <w:r>
+        <w:rPr>
+          <w:b/>
+          <w:bCs/>
+        </w:rPr>
+        <w:t>Overly Complex Rule Configuration: </w:t>
+      </w:r>
+      <w:r>
+        <w:t>Some institutions note the system can be difficult to configure perfectly to prevent abuse. You should start with a simpler set of booking rules for the Conference Centre.</w:t>
+      </w:r>
+    </w:p>
+    <w:p>
+      <w:r>
+        <w:rPr>
+          <w:b/>
+          <w:bCs/>
+        </w:rPr>
+        <w:lastRenderedPageBreak/>
+        <w:t>Reference:</w:t>
+      </w:r>
+      <w:r>
+        <w:br/>
+        <w:t>University of Minnesota. (n.d.). </w:t>
+      </w:r>
+      <w:r>
+        <w:rPr>
+          <w:i/>
+          <w:iCs/>
+        </w:rPr>
+        <w:t>25Live</w:t>
+      </w:r>
+      <w:r>
+        <w:t>. Retrieved from [insert URL of the implementation you screenshotted]</w:t>
+      </w:r>
+    </w:p>
+    <w:p>
+      <w:pPr>
+        <w:tabs>
+          <w:tab w:val="num" w:pos="720"/>
+        </w:tabs>
+      </w:pPr>
+    </w:p>
+    <w:p>
+      <w:pPr>
+        <w:rPr>
+          <w:b/>
+          <w:bCs/>
+        </w:rPr>
+      </w:pPr>
+      <w:r>
+        <w:rPr>
+          <w:b/>
+          <w:bCs/>
+        </w:rPr>
+        <w:t>1.4.</w:t>
+      </w:r>
+      <w:r>
+        <w:rPr>
+          <w:b/>
+          <w:bCs/>
+        </w:rPr>
+        <w:t>2</w:t>
+      </w:r>
+      <w:r>
+        <w:rPr>
+          <w:b/>
+          <w:bCs/>
+        </w:rPr>
+        <w:t xml:space="preserve"> </w:t>
+      </w:r>
+      <w:proofErr w:type="spellStart"/>
+      <w:r>
+        <w:rPr>
+          <w:b/>
+          <w:bCs/>
+        </w:rPr>
+        <w:t>LibCal</w:t>
+      </w:r>
+      <w:proofErr w:type="spellEnd"/>
+      <w:r>
+        <w:rPr>
+          <w:b/>
+          <w:bCs/>
+        </w:rPr>
+        <w:t xml:space="preserve"> spaces</w:t>
+      </w:r>
+    </w:p>
+    <w:p>
+      <w:r>
+        <w:rPr>
+          <w:b/>
+          <w:bCs/>
+        </w:rPr>
+        <w:t>Platform:</w:t>
+      </w:r>
+      <w:r>
+        <w:t> Web-based</w:t>
+      </w:r>
+    </w:p>
+    <w:p>
+      <w:r>
+        <w:rPr>
+          <w:b/>
+          <w:bCs/>
+        </w:rPr>
+        <w:t>Description:</w:t>
+      </w:r>
+      <w:r>
+        <w:t> </w:t>
+      </w:r>
+      <w:r>
+        <w:rPr>
+          <w:b/>
+          <w:bCs/>
+        </w:rPr>
+        <w:t>Description:</w:t>
+      </w:r>
+      <w:r>
+        <w:t> </w:t>
+      </w:r>
+      <w:proofErr w:type="spellStart"/>
+      <w:r>
+        <w:t>LibCal</w:t>
+      </w:r>
+      <w:proofErr w:type="spellEnd"/>
+      <w:r>
+        <w:t xml:space="preserve"> Spaces is a module within the </w:t>
+      </w:r>
+      <w:proofErr w:type="spellStart"/>
+      <w:r>
+        <w:t>LibCal</w:t>
+      </w:r>
+      <w:proofErr w:type="spellEnd"/>
+      <w:r>
+        <w:t xml:space="preserve"> platform, developed by </w:t>
+      </w:r>
+      <w:proofErr w:type="spellStart"/>
+      <w:r>
+        <w:t>Springshare</w:t>
+      </w:r>
+      <w:proofErr w:type="spellEnd"/>
+      <w:r>
+        <w:t xml:space="preserve">, a company specializing in library technology </w:t>
+      </w:r>
+      <w:proofErr w:type="gramStart"/>
+      <w:r>
+        <w:t>solutions .</w:t>
+      </w:r>
+      <w:proofErr w:type="gramEnd"/>
+      <w:r>
+        <w:t xml:space="preserve"> It is designed specifically for managing the reservation of physical spaces and is widely adopted by academic libraries around the world.</w:t>
+      </w:r>
+      <w:r>
+        <w:t xml:space="preserve"> </w:t>
+      </w:r>
+      <w:r>
+        <w:t xml:space="preserve">it provides a centralized platform for space discovery, availability checking, and self-service booking. At its most fundamental level, the system allows users to search for and reserve a wide range of spaces, from group study rooms and individual seats to specialized facilities like recording studios or even event </w:t>
+      </w:r>
+      <w:r>
+        <w:t>spaces.</w:t>
+      </w:r>
+    </w:p>
+    <w:p>
+      <w:r>
+        <w:rPr>
+          <w:b/>
+          <w:bCs/>
+        </w:rPr>
+        <w:t>Figure 1.1:</w:t>
+      </w:r>
+      <w:r>
+        <w:br/>
         <w:t>[Insert screenshot of 25Live's availability search interface from a university implementation]</w:t>
       </w:r>
       <w:r>
@@ -238,36 +667,10 @@
         <w:t>. Retrieved from [insert URL of the implementation you screenshotted]</w:t>
       </w:r>
     </w:p>
-    <w:p>
-      <w:r>
-        <w:pict w14:anchorId="6E910600">
-          <v:rect id="_x0000_i1031" style="width:0;height:.75pt" o:hralign="center" o:hrstd="t" o:hr="t" fillcolor="#a0a0a0" stroked="f"/>
-        </w:pict>
-      </w:r>
-    </w:p>
-    <w:p>
-      <w:pPr>
-        <w:rPr>
-          <w:b/>
-          <w:bCs/>
-        </w:rPr>
-      </w:pPr>
-      <w:r>
-        <w:rPr>
-          <w:b/>
-          <w:bCs/>
-        </w:rPr>
-        <w:t>Your Next Steps</w:t>
-      </w:r>
-    </w:p>
-    <w:p>
-      <w:pPr>
-        <w:numPr>
-          <w:ilvl w:val="0"/>
-          <w:numId w:val="3"/>
-        </w:numPr>
-      </w:pPr>
-    </w:p>
+    <w:p/>
+    <w:p/>
+    <w:p/>
+    <w:p/>
     <w:p/>
     <w:sectPr>
       <w:pgSz w:w="11906" w:h="16838"/>
@@ -282,6 +685,304 @@
 <file path=word/numbering.xml><?xml version="1.0" encoding="utf-8"?>
 <w:numbering xmlns:wpc="http://schemas.microsoft.com/office/word/2010/wordprocessingCanvas" xmlns:cx="http://schemas.microsoft.com/office/drawing/2014/chartex" xmlns:cx1="http://schemas.microsoft.com/office/drawing/2015/9/8/chartex" xmlns:cx2="http://schemas.microsoft.com/office/drawing/2015/10/21/chartex" xmlns:cx3="http://schemas.microsoft.com/office/drawing/2016/5/9/chartex" xmlns:cx4="http://schemas.microsoft.com/office/drawing/2016/5/10/chartex" xmlns:cx5="http://schemas.microsoft.com/office/drawing/2016/5/11/chartex" xmlns:cx6="http://schemas.microsoft.com/office/drawing/2016/5/12/chartex" xmlns:cx7="http://schemas.microsoft.com/office/drawing/2016/5/13/chartex" xmlns:cx8="http://schemas.microsoft.com/office/drawing/2016/5/14/chartex" xmlns:mc="http://schemas.openxmlformats.org/markup-compatibility/2006" xmlns:aink="http://schemas.microsoft.com/office/drawing/2016/ink" xmlns:am3d="http://schemas.microsoft.com/office/drawing/2017/model3d" xmlns:o="urn:schemas-microsoft-com:office:office" xmlns:oel="http://schemas.microsoft.com/office/2019/extlst" xmlns:r="http://schemas.openxmlformats.org/officeDocument/2006/relationships" xmlns:m="http://schemas.openxmlformats.org/officeDocument/2006/math" xmlns:v="urn:schemas-microsoft-com:vml" xmlns:wp14="http://schemas.microsoft.com/office/word/2010/wordprocessingDrawing" xmlns:wp="http://schemas.openxmlformats.org/drawingml/2006/wordprocessingDrawing" xmlns:w10="urn:schemas-microsoft-com:office:word" xmlns:w="http://schemas.openxmlformats.org/wordprocessingml/2006/main" xmlns:w14="http://schemas.microsoft.com/office/word/2010/wordml" xmlns:w15="http://schemas.microsoft.com/office/word/2012/wordml" xmlns:w16cei="http://schemas.microsoft.com/office/word/2026/wordml/cei" xmlns:w16cex="http://schemas.microsoft.com/office/word/2018/wordml/cex" xmlns:w16cid="http://schemas.microsoft.com/office/word/2016/wordml/cid" xmlns:w16="http://schemas.microsoft.com/office/word/2018/wordml" xmlns:w16du="http://schemas.microsoft.com/office/word/2023/wordml/word16du" xmlns:w16sdtdh="http://schemas.microsoft.com/office/word/2020/wordml/sdtdatahash" xmlns:w16sdtfl="http://schemas.microsoft.com/office/word/2024/wordml/sdtformatlock" xmlns:w16se="http://schemas.microsoft.com/office/word/2015/wordml/symex" xmlns:wpg="http://schemas.microsoft.com/office/word/2010/wordprocessingGroup" xmlns:wpi="http://schemas.microsoft.com/office/word/2010/wordprocessingInk" xmlns:wne="http://schemas.microsoft.com/office/word/2006/wordml" xmlns:wps="http://schemas.microsoft.com/office/word/2010/wordprocessingShape" mc:Ignorable="w14 w15 w16se w16cid w16 w16cex w16sdtdh w16sdtfl w16du wp14">
   <w:abstractNum w:abstractNumId="0" w15:restartNumberingAfterBreak="0">
+    <w:nsid w:val="05D20246"/>
+    <w:multiLevelType w:val="multilevel"/>
+    <w:tmpl w:val="C6D2000C"/>
+    <w:lvl w:ilvl="0">
+      <w:start w:val="1"/>
+      <w:numFmt w:val="bullet"/>
+      <w:lvlText w:val=""/>
+      <w:lvlJc w:val="left"/>
+      <w:pPr>
+        <w:tabs>
+          <w:tab w:val="num" w:pos="720"/>
+        </w:tabs>
+        <w:ind w:left="720" w:hanging="360"/>
+      </w:pPr>
+      <w:rPr>
+        <w:rFonts w:ascii="Symbol" w:hAnsi="Symbol" w:hint="default"/>
+        <w:sz w:val="20"/>
+      </w:rPr>
+    </w:lvl>
+    <w:lvl w:ilvl="1" w:tentative="1">
+      <w:start w:val="1"/>
+      <w:numFmt w:val="bullet"/>
+      <w:lvlText w:val="o"/>
+      <w:lvlJc w:val="left"/>
+      <w:pPr>
+        <w:tabs>
+          <w:tab w:val="num" w:pos="1440"/>
+        </w:tabs>
+        <w:ind w:left="1440" w:hanging="360"/>
+      </w:pPr>
+      <w:rPr>
+        <w:rFonts w:ascii="Courier New" w:hAnsi="Courier New" w:hint="default"/>
+        <w:sz w:val="20"/>
+      </w:rPr>
+    </w:lvl>
+    <w:lvl w:ilvl="2" w:tentative="1">
+      <w:start w:val="1"/>
+      <w:numFmt w:val="bullet"/>
+      <w:lvlText w:val=""/>
+      <w:lvlJc w:val="left"/>
+      <w:pPr>
+        <w:tabs>
+          <w:tab w:val="num" w:pos="2160"/>
+        </w:tabs>
+        <w:ind w:left="2160" w:hanging="360"/>
+      </w:pPr>
+      <w:rPr>
+        <w:rFonts w:ascii="Wingdings" w:hAnsi="Wingdings" w:hint="default"/>
+        <w:sz w:val="20"/>
+      </w:rPr>
+    </w:lvl>
+    <w:lvl w:ilvl="3" w:tentative="1">
+      <w:start w:val="1"/>
+      <w:numFmt w:val="bullet"/>
+      <w:lvlText w:val=""/>
+      <w:lvlJc w:val="left"/>
+      <w:pPr>
+        <w:tabs>
+          <w:tab w:val="num" w:pos="2880"/>
+        </w:tabs>
+        <w:ind w:left="2880" w:hanging="360"/>
+      </w:pPr>
+      <w:rPr>
+        <w:rFonts w:ascii="Wingdings" w:hAnsi="Wingdings" w:hint="default"/>
+        <w:sz w:val="20"/>
+      </w:rPr>
+    </w:lvl>
+    <w:lvl w:ilvl="4" w:tentative="1">
+      <w:start w:val="1"/>
+      <w:numFmt w:val="bullet"/>
+      <w:lvlText w:val=""/>
+      <w:lvlJc w:val="left"/>
+      <w:pPr>
+        <w:tabs>
+          <w:tab w:val="num" w:pos="3600"/>
+        </w:tabs>
+        <w:ind w:left="3600" w:hanging="360"/>
+      </w:pPr>
+      <w:rPr>
+        <w:rFonts w:ascii="Wingdings" w:hAnsi="Wingdings" w:hint="default"/>
+        <w:sz w:val="20"/>
+      </w:rPr>
+    </w:lvl>
+    <w:lvl w:ilvl="5" w:tentative="1">
+      <w:start w:val="1"/>
+      <w:numFmt w:val="bullet"/>
+      <w:lvlText w:val=""/>
+      <w:lvlJc w:val="left"/>
+      <w:pPr>
+        <w:tabs>
+          <w:tab w:val="num" w:pos="4320"/>
+        </w:tabs>
+        <w:ind w:left="4320" w:hanging="360"/>
+      </w:pPr>
+      <w:rPr>
+        <w:rFonts w:ascii="Wingdings" w:hAnsi="Wingdings" w:hint="default"/>
+        <w:sz w:val="20"/>
+      </w:rPr>
+    </w:lvl>
+    <w:lvl w:ilvl="6" w:tentative="1">
+      <w:start w:val="1"/>
+      <w:numFmt w:val="bullet"/>
+      <w:lvlText w:val=""/>
+      <w:lvlJc w:val="left"/>
+      <w:pPr>
+        <w:tabs>
+          <w:tab w:val="num" w:pos="5040"/>
+        </w:tabs>
+        <w:ind w:left="5040" w:hanging="360"/>
+      </w:pPr>
+      <w:rPr>
+        <w:rFonts w:ascii="Wingdings" w:hAnsi="Wingdings" w:hint="default"/>
+        <w:sz w:val="20"/>
+      </w:rPr>
+    </w:lvl>
+    <w:lvl w:ilvl="7" w:tentative="1">
+      <w:start w:val="1"/>
+      <w:numFmt w:val="bullet"/>
+      <w:lvlText w:val=""/>
+      <w:lvlJc w:val="left"/>
+      <w:pPr>
+        <w:tabs>
+          <w:tab w:val="num" w:pos="5760"/>
+        </w:tabs>
+        <w:ind w:left="5760" w:hanging="360"/>
+      </w:pPr>
+      <w:rPr>
+        <w:rFonts w:ascii="Wingdings" w:hAnsi="Wingdings" w:hint="default"/>
+        <w:sz w:val="20"/>
+      </w:rPr>
+    </w:lvl>
+    <w:lvl w:ilvl="8" w:tentative="1">
+      <w:start w:val="1"/>
+      <w:numFmt w:val="bullet"/>
+      <w:lvlText w:val=""/>
+      <w:lvlJc w:val="left"/>
+      <w:pPr>
+        <w:tabs>
+          <w:tab w:val="num" w:pos="6480"/>
+        </w:tabs>
+        <w:ind w:left="6480" w:hanging="360"/>
+      </w:pPr>
+      <w:rPr>
+        <w:rFonts w:ascii="Wingdings" w:hAnsi="Wingdings" w:hint="default"/>
+        <w:sz w:val="20"/>
+      </w:rPr>
+    </w:lvl>
+  </w:abstractNum>
+  <w:abstractNum w:abstractNumId="1" w15:restartNumberingAfterBreak="0">
+    <w:nsid w:val="32CD0F49"/>
+    <w:multiLevelType w:val="multilevel"/>
+    <w:tmpl w:val="2D5EF5F8"/>
+    <w:lvl w:ilvl="0">
+      <w:start w:val="1"/>
+      <w:numFmt w:val="bullet"/>
+      <w:lvlText w:val=""/>
+      <w:lvlJc w:val="left"/>
+      <w:pPr>
+        <w:tabs>
+          <w:tab w:val="num" w:pos="720"/>
+        </w:tabs>
+        <w:ind w:left="720" w:hanging="360"/>
+      </w:pPr>
+      <w:rPr>
+        <w:rFonts w:ascii="Symbol" w:hAnsi="Symbol" w:hint="default"/>
+        <w:sz w:val="20"/>
+      </w:rPr>
+    </w:lvl>
+    <w:lvl w:ilvl="1" w:tentative="1">
+      <w:start w:val="1"/>
+      <w:numFmt w:val="bullet"/>
+      <w:lvlText w:val="o"/>
+      <w:lvlJc w:val="left"/>
+      <w:pPr>
+        <w:tabs>
+          <w:tab w:val="num" w:pos="1440"/>
+        </w:tabs>
+        <w:ind w:left="1440" w:hanging="360"/>
+      </w:pPr>
+      <w:rPr>
+        <w:rFonts w:ascii="Courier New" w:hAnsi="Courier New" w:hint="default"/>
+        <w:sz w:val="20"/>
+      </w:rPr>
+    </w:lvl>
+    <w:lvl w:ilvl="2" w:tentative="1">
+      <w:start w:val="1"/>
+      <w:numFmt w:val="bullet"/>
+      <w:lvlText w:val=""/>
+      <w:lvlJc w:val="left"/>
+      <w:pPr>
+        <w:tabs>
+          <w:tab w:val="num" w:pos="2160"/>
+        </w:tabs>
+        <w:ind w:left="2160" w:hanging="360"/>
+      </w:pPr>
+      <w:rPr>
+        <w:rFonts w:ascii="Wingdings" w:hAnsi="Wingdings" w:hint="default"/>
+        <w:sz w:val="20"/>
+      </w:rPr>
+    </w:lvl>
+    <w:lvl w:ilvl="3" w:tentative="1">
+      <w:start w:val="1"/>
+      <w:numFmt w:val="bullet"/>
+      <w:lvlText w:val=""/>
+      <w:lvlJc w:val="left"/>
+      <w:pPr>
+        <w:tabs>
+          <w:tab w:val="num" w:pos="2880"/>
+        </w:tabs>
+        <w:ind w:left="2880" w:hanging="360"/>
+      </w:pPr>
+      <w:rPr>
+        <w:rFonts w:ascii="Wingdings" w:hAnsi="Wingdings" w:hint="default"/>
+        <w:sz w:val="20"/>
+      </w:rPr>
+    </w:lvl>
+    <w:lvl w:ilvl="4" w:tentative="1">
+      <w:start w:val="1"/>
+      <w:numFmt w:val="bullet"/>
+      <w:lvlText w:val=""/>
+      <w:lvlJc w:val="left"/>
+      <w:pPr>
+        <w:tabs>
+          <w:tab w:val="num" w:pos="3600"/>
+        </w:tabs>
+        <w:ind w:left="3600" w:hanging="360"/>
+      </w:pPr>
+      <w:rPr>
+        <w:rFonts w:ascii="Wingdings" w:hAnsi="Wingdings" w:hint="default"/>
+        <w:sz w:val="20"/>
+      </w:rPr>
+    </w:lvl>
+    <w:lvl w:ilvl="5" w:tentative="1">
+      <w:start w:val="1"/>
+      <w:numFmt w:val="bullet"/>
+      <w:lvlText w:val=""/>
+      <w:lvlJc w:val="left"/>
+      <w:pPr>
+        <w:tabs>
+          <w:tab w:val="num" w:pos="4320"/>
+        </w:tabs>
+        <w:ind w:left="4320" w:hanging="360"/>
+      </w:pPr>
+      <w:rPr>
+        <w:rFonts w:ascii="Wingdings" w:hAnsi="Wingdings" w:hint="default"/>
+        <w:sz w:val="20"/>
+      </w:rPr>
+    </w:lvl>
+    <w:lvl w:ilvl="6" w:tentative="1">
+      <w:start w:val="1"/>
+      <w:numFmt w:val="bullet"/>
+      <w:lvlText w:val=""/>
+      <w:lvlJc w:val="left"/>
+      <w:pPr>
+        <w:tabs>
+          <w:tab w:val="num" w:pos="5040"/>
+        </w:tabs>
+        <w:ind w:left="5040" w:hanging="360"/>
+      </w:pPr>
+      <w:rPr>
+        <w:rFonts w:ascii="Wingdings" w:hAnsi="Wingdings" w:hint="default"/>
+        <w:sz w:val="20"/>
+      </w:rPr>
+    </w:lvl>
+    <w:lvl w:ilvl="7" w:tentative="1">
+      <w:start w:val="1"/>
+      <w:numFmt w:val="bullet"/>
+      <w:lvlText w:val=""/>
+      <w:lvlJc w:val="left"/>
+      <w:pPr>
+        <w:tabs>
+          <w:tab w:val="num" w:pos="5760"/>
+        </w:tabs>
+        <w:ind w:left="5760" w:hanging="360"/>
+      </w:pPr>
+      <w:rPr>
+        <w:rFonts w:ascii="Wingdings" w:hAnsi="Wingdings" w:hint="default"/>
+        <w:sz w:val="20"/>
+      </w:rPr>
+    </w:lvl>
+    <w:lvl w:ilvl="8" w:tentative="1">
+      <w:start w:val="1"/>
+      <w:numFmt w:val="bullet"/>
+      <w:lvlText w:val=""/>
+      <w:lvlJc w:val="left"/>
+      <w:pPr>
+        <w:tabs>
+          <w:tab w:val="num" w:pos="6480"/>
+        </w:tabs>
+        <w:ind w:left="6480" w:hanging="360"/>
+      </w:pPr>
+      <w:rPr>
+        <w:rFonts w:ascii="Wingdings" w:hAnsi="Wingdings" w:hint="default"/>
+        <w:sz w:val="20"/>
+      </w:rPr>
+    </w:lvl>
+  </w:abstractNum>
+  <w:abstractNum w:abstractNumId="2" w15:restartNumberingAfterBreak="0">
     <w:nsid w:val="3619265D"/>
     <w:multiLevelType w:val="multilevel"/>
     <w:tmpl w:val="CDFE24BA"/>
@@ -430,7 +1131,7 @@
       </w:rPr>
     </w:lvl>
   </w:abstractNum>
-  <w:abstractNum w:abstractNumId="1" w15:restartNumberingAfterBreak="0">
+  <w:abstractNum w:abstractNumId="3" w15:restartNumberingAfterBreak="0">
     <w:nsid w:val="3A687722"/>
     <w:multiLevelType w:val="multilevel"/>
     <w:tmpl w:val="39BE8468"/>
@@ -579,7 +1280,7 @@
       </w:rPr>
     </w:lvl>
   </w:abstractNum>
-  <w:abstractNum w:abstractNumId="2" w15:restartNumberingAfterBreak="0">
+  <w:abstractNum w:abstractNumId="4" w15:restartNumberingAfterBreak="0">
     <w:nsid w:val="59DA3FA7"/>
     <w:multiLevelType w:val="multilevel"/>
     <w:tmpl w:val="409E6456"/>
@@ -693,13 +1394,19 @@
     </w:lvl>
   </w:abstractNum>
   <w:num w:numId="1" w16cid:durableId="312488734">
+    <w:abstractNumId w:val="3"/>
+  </w:num>
+  <w:num w:numId="2" w16cid:durableId="815999274">
+    <w:abstractNumId w:val="2"/>
+  </w:num>
+  <w:num w:numId="3" w16cid:durableId="1447702380">
+    <w:abstractNumId w:val="4"/>
+  </w:num>
+  <w:num w:numId="4" w16cid:durableId="1444616029">
     <w:abstractNumId w:val="1"/>
   </w:num>
-  <w:num w:numId="2" w16cid:durableId="815999274">
+  <w:num w:numId="5" w16cid:durableId="202332610">
     <w:abstractNumId w:val="0"/>
-  </w:num>
-  <w:num w:numId="3" w16cid:durableId="1447702380">
-    <w:abstractNumId w:val="2"/>
   </w:num>
 </w:numbering>
 </file>
@@ -1104,6 +1811,7 @@
   <w:style w:type="paragraph" w:default="1" w:styleId="Normal">
     <w:name w:val="Normal"/>
     <w:qFormat/>
+    <w:rsid w:val="00557BD3"/>
   </w:style>
   <w:style w:type="paragraph" w:styleId="Heading1">
     <w:name w:val="heading 1"/>

--- a/Papers/Template.docx
+++ b/Papers/Template.docx
@@ -666,6 +666,273 @@
       <w:r>
         <w:t>. Retrieved from [insert URL of the implementation you screenshotted]</w:t>
       </w:r>
+    </w:p>
+    <w:p>
+      <w:r>
+        <w:t>1.4.3 Virtual Tour Map</w:t>
+      </w:r>
+    </w:p>
+    <w:p>
+      <w:pPr>
+        <w:rPr>
+          <w:b/>
+          <w:bCs/>
+        </w:rPr>
+      </w:pPr>
+      <w:r>
+        <w:rPr>
+          <w:b/>
+          <w:bCs/>
+        </w:rPr>
+        <w:t>Platform: Web-based.</w:t>
+      </w:r>
+    </w:p>
+    <w:p>
+      <w:r>
+        <w:rPr>
+          <w:b/>
+          <w:bCs/>
+        </w:rPr>
+        <w:t>Description: </w:t>
+      </w:r>
+      <w:r>
+        <w:t>Nelson Mandela University's virtual tour is an online resource that provides a "360 view of all campuses which can be navigated by clicking and dragging</w:t>
+      </w:r>
+      <w:proofErr w:type="gramStart"/>
+      <w:r>
+        <w:t>" .</w:t>
+      </w:r>
+      <w:proofErr w:type="gramEnd"/>
+      <w:r>
+        <w:t xml:space="preserve"> As shown in events like the Virtual Open Day, the tour is designed to make the university accessible to those who </w:t>
+      </w:r>
+      <w:r>
+        <w:lastRenderedPageBreak/>
+        <w:t xml:space="preserve">cannot visit in person, offering an interactive way to explore facilities and get a feel for the campus </w:t>
+      </w:r>
+      <w:proofErr w:type="gramStart"/>
+      <w:r>
+        <w:t>environment .</w:t>
+      </w:r>
+      <w:proofErr w:type="gramEnd"/>
+    </w:p>
+    <w:p>
+      <w:pPr>
+        <w:rPr>
+          <w:b/>
+          <w:bCs/>
+        </w:rPr>
+      </w:pPr>
+      <w:r>
+        <w:rPr>
+          <w:b/>
+          <w:bCs/>
+        </w:rPr>
+        <w:t>Figure 1.3: [Insert a screenshot of the NMU virtual tour from the website or YouTube channel].</w:t>
+      </w:r>
+      <w:r>
+        <w:rPr>
+          <w:b/>
+          <w:bCs/>
+        </w:rPr>
+        <w:br/>
+      </w:r>
+      <w:r>
+        <w:rPr>
+          <w:b/>
+          <w:bCs/>
+          <w:i/>
+          <w:iCs/>
+        </w:rPr>
+        <w:t>Figure 1.3: The NMU virtual tour interface, providing a 360° view of a campus venue.</w:t>
+      </w:r>
+    </w:p>
+    <w:p>
+      <w:pPr>
+        <w:rPr>
+          <w:b/>
+          <w:bCs/>
+        </w:rPr>
+      </w:pPr>
+      <w:r>
+        <w:rPr>
+          <w:b/>
+          <w:bCs/>
+        </w:rPr>
+        <w:t>Features/Processes to Adapt:</w:t>
+      </w:r>
+    </w:p>
+    <w:p>
+      <w:pPr>
+        <w:numPr>
+          <w:ilvl w:val="0"/>
+          <w:numId w:val="6"/>
+        </w:numPr>
+      </w:pPr>
+      <w:r>
+        <w:rPr>
+          <w:b/>
+          <w:bCs/>
+        </w:rPr>
+        <w:t>Interactive 360° Venue Previews: </w:t>
+      </w:r>
+      <w:r>
+        <w:t>Allow organisers to explore a venue's interior, layout, and atmosphere before they even submit a booking request.</w:t>
+      </w:r>
+    </w:p>
+    <w:p>
+      <w:pPr>
+        <w:numPr>
+          <w:ilvl w:val="0"/>
+          <w:numId w:val="6"/>
+        </w:numPr>
+      </w:pPr>
+      <w:r>
+        <w:rPr>
+          <w:b/>
+          <w:bCs/>
+        </w:rPr>
+        <w:t>Campus Context: </w:t>
+      </w:r>
+      <w:r>
+        <w:t>Help organisers understand a venue's location and its relationship to other campus facilities like parking, accommodation, or the conference centre.</w:t>
+      </w:r>
+    </w:p>
+    <w:p>
+      <w:pPr>
+        <w:numPr>
+          <w:ilvl w:val="0"/>
+          <w:numId w:val="6"/>
+        </w:numPr>
+      </w:pPr>
+      <w:r>
+        <w:rPr>
+          <w:b/>
+          <w:bCs/>
+        </w:rPr>
+        <w:t>Streamlined Decision-Making: </w:t>
+      </w:r>
+      <w:r>
+        <w:t xml:space="preserve">As described in the NMU virtual open day pages, a visual experience helps people make more informed </w:t>
+      </w:r>
+      <w:proofErr w:type="gramStart"/>
+      <w:r>
+        <w:t>decisions .</w:t>
+      </w:r>
+      <w:proofErr w:type="gramEnd"/>
+      <w:r>
+        <w:t xml:space="preserve"> This same principle applies to selecting the right venue for an event.</w:t>
+      </w:r>
+    </w:p>
+    <w:p>
+      <w:pPr>
+        <w:rPr>
+          <w:b/>
+          <w:bCs/>
+        </w:rPr>
+      </w:pPr>
+      <w:r>
+        <w:rPr>
+          <w:b/>
+          <w:bCs/>
+        </w:rPr>
+        <w:t>Features/Processes to Avoid:</w:t>
+      </w:r>
+    </w:p>
+    <w:p>
+      <w:pPr>
+        <w:numPr>
+          <w:ilvl w:val="0"/>
+          <w:numId w:val="7"/>
+        </w:numPr>
+      </w:pPr>
+      <w:r>
+        <w:rPr>
+          <w:b/>
+          <w:bCs/>
+        </w:rPr>
+        <w:t>Pure "Discovery" vs. "Booking": </w:t>
+      </w:r>
+      <w:r>
+        <w:t>The current NMU virtual tour is used for awareness and recruitment. Your system needs to take it a step further by embedding it </w:t>
+      </w:r>
+      <w:r>
+        <w:rPr>
+          <w:i/>
+          <w:iCs/>
+        </w:rPr>
+        <w:t>within</w:t>
+      </w:r>
+      <w:r>
+        <w:t> a booking workflow, using it to help organisers </w:t>
+      </w:r>
+      <w:r>
+        <w:rPr>
+          <w:i/>
+          <w:iCs/>
+        </w:rPr>
+        <w:t>decide</w:t>
+      </w:r>
+      <w:r>
+        <w:t> and then </w:t>
+      </w:r>
+      <w:r>
+        <w:rPr>
+          <w:i/>
+          <w:iCs/>
+        </w:rPr>
+        <w:t>reserve</w:t>
+      </w:r>
+      <w:r>
+        <w:t> the venue.</w:t>
+      </w:r>
+    </w:p>
+    <w:p>
+      <w:pPr>
+        <w:rPr>
+          <w:b/>
+          <w:bCs/>
+        </w:rPr>
+      </w:pPr>
+      <w:r>
+        <w:rPr>
+          <w:b/>
+          <w:bCs/>
+        </w:rPr>
+        <w:t>Reference:</w:t>
+      </w:r>
+      <w:r>
+        <w:rPr>
+          <w:b/>
+          <w:bCs/>
+        </w:rPr>
+        <w:br/>
+        <w:t>Nelson Mandela University. (n.d.). </w:t>
+      </w:r>
+      <w:r>
+        <w:rPr>
+          <w:b/>
+          <w:bCs/>
+          <w:i/>
+          <w:iCs/>
+        </w:rPr>
+        <w:t>Virtual Tour</w:t>
+      </w:r>
+      <w:r>
+        <w:rPr>
+          <w:b/>
+          <w:bCs/>
+        </w:rPr>
+        <w:t> [Online resource]. Available at: [Insert the direct link to the virtual tour you found].</w:t>
+      </w:r>
+    </w:p>
+    <w:p>
+      <w:pPr>
+        <w:rPr>
+          <w:b/>
+          <w:bCs/>
+        </w:rPr>
+      </w:pPr>
     </w:p>
     <w:p/>
     <w:p/>
@@ -834,6 +1101,155 @@
     </w:lvl>
   </w:abstractNum>
   <w:abstractNum w:abstractNumId="1" w15:restartNumberingAfterBreak="0">
+    <w:nsid w:val="07E75E61"/>
+    <w:multiLevelType w:val="multilevel"/>
+    <w:tmpl w:val="D92ADBE2"/>
+    <w:lvl w:ilvl="0">
+      <w:start w:val="1"/>
+      <w:numFmt w:val="bullet"/>
+      <w:lvlText w:val=""/>
+      <w:lvlJc w:val="left"/>
+      <w:pPr>
+        <w:tabs>
+          <w:tab w:val="num" w:pos="720"/>
+        </w:tabs>
+        <w:ind w:left="720" w:hanging="360"/>
+      </w:pPr>
+      <w:rPr>
+        <w:rFonts w:ascii="Symbol" w:hAnsi="Symbol" w:hint="default"/>
+        <w:sz w:val="20"/>
+      </w:rPr>
+    </w:lvl>
+    <w:lvl w:ilvl="1" w:tentative="1">
+      <w:start w:val="1"/>
+      <w:numFmt w:val="bullet"/>
+      <w:lvlText w:val="o"/>
+      <w:lvlJc w:val="left"/>
+      <w:pPr>
+        <w:tabs>
+          <w:tab w:val="num" w:pos="1440"/>
+        </w:tabs>
+        <w:ind w:left="1440" w:hanging="360"/>
+      </w:pPr>
+      <w:rPr>
+        <w:rFonts w:ascii="Courier New" w:hAnsi="Courier New" w:hint="default"/>
+        <w:sz w:val="20"/>
+      </w:rPr>
+    </w:lvl>
+    <w:lvl w:ilvl="2" w:tentative="1">
+      <w:start w:val="1"/>
+      <w:numFmt w:val="bullet"/>
+      <w:lvlText w:val=""/>
+      <w:lvlJc w:val="left"/>
+      <w:pPr>
+        <w:tabs>
+          <w:tab w:val="num" w:pos="2160"/>
+        </w:tabs>
+        <w:ind w:left="2160" w:hanging="360"/>
+      </w:pPr>
+      <w:rPr>
+        <w:rFonts w:ascii="Wingdings" w:hAnsi="Wingdings" w:hint="default"/>
+        <w:sz w:val="20"/>
+      </w:rPr>
+    </w:lvl>
+    <w:lvl w:ilvl="3" w:tentative="1">
+      <w:start w:val="1"/>
+      <w:numFmt w:val="bullet"/>
+      <w:lvlText w:val=""/>
+      <w:lvlJc w:val="left"/>
+      <w:pPr>
+        <w:tabs>
+          <w:tab w:val="num" w:pos="2880"/>
+        </w:tabs>
+        <w:ind w:left="2880" w:hanging="360"/>
+      </w:pPr>
+      <w:rPr>
+        <w:rFonts w:ascii="Wingdings" w:hAnsi="Wingdings" w:hint="default"/>
+        <w:sz w:val="20"/>
+      </w:rPr>
+    </w:lvl>
+    <w:lvl w:ilvl="4" w:tentative="1">
+      <w:start w:val="1"/>
+      <w:numFmt w:val="bullet"/>
+      <w:lvlText w:val=""/>
+      <w:lvlJc w:val="left"/>
+      <w:pPr>
+        <w:tabs>
+          <w:tab w:val="num" w:pos="3600"/>
+        </w:tabs>
+        <w:ind w:left="3600" w:hanging="360"/>
+      </w:pPr>
+      <w:rPr>
+        <w:rFonts w:ascii="Wingdings" w:hAnsi="Wingdings" w:hint="default"/>
+        <w:sz w:val="20"/>
+      </w:rPr>
+    </w:lvl>
+    <w:lvl w:ilvl="5" w:tentative="1">
+      <w:start w:val="1"/>
+      <w:numFmt w:val="bullet"/>
+      <w:lvlText w:val=""/>
+      <w:lvlJc w:val="left"/>
+      <w:pPr>
+        <w:tabs>
+          <w:tab w:val="num" w:pos="4320"/>
+        </w:tabs>
+        <w:ind w:left="4320" w:hanging="360"/>
+      </w:pPr>
+      <w:rPr>
+        <w:rFonts w:ascii="Wingdings" w:hAnsi="Wingdings" w:hint="default"/>
+        <w:sz w:val="20"/>
+      </w:rPr>
+    </w:lvl>
+    <w:lvl w:ilvl="6" w:tentative="1">
+      <w:start w:val="1"/>
+      <w:numFmt w:val="bullet"/>
+      <w:lvlText w:val=""/>
+      <w:lvlJc w:val="left"/>
+      <w:pPr>
+        <w:tabs>
+          <w:tab w:val="num" w:pos="5040"/>
+        </w:tabs>
+        <w:ind w:left="5040" w:hanging="360"/>
+      </w:pPr>
+      <w:rPr>
+        <w:rFonts w:ascii="Wingdings" w:hAnsi="Wingdings" w:hint="default"/>
+        <w:sz w:val="20"/>
+      </w:rPr>
+    </w:lvl>
+    <w:lvl w:ilvl="7" w:tentative="1">
+      <w:start w:val="1"/>
+      <w:numFmt w:val="bullet"/>
+      <w:lvlText w:val=""/>
+      <w:lvlJc w:val="left"/>
+      <w:pPr>
+        <w:tabs>
+          <w:tab w:val="num" w:pos="5760"/>
+        </w:tabs>
+        <w:ind w:left="5760" w:hanging="360"/>
+      </w:pPr>
+      <w:rPr>
+        <w:rFonts w:ascii="Wingdings" w:hAnsi="Wingdings" w:hint="default"/>
+        <w:sz w:val="20"/>
+      </w:rPr>
+    </w:lvl>
+    <w:lvl w:ilvl="8" w:tentative="1">
+      <w:start w:val="1"/>
+      <w:numFmt w:val="bullet"/>
+      <w:lvlText w:val=""/>
+      <w:lvlJc w:val="left"/>
+      <w:pPr>
+        <w:tabs>
+          <w:tab w:val="num" w:pos="6480"/>
+        </w:tabs>
+        <w:ind w:left="6480" w:hanging="360"/>
+      </w:pPr>
+      <w:rPr>
+        <w:rFonts w:ascii="Wingdings" w:hAnsi="Wingdings" w:hint="default"/>
+        <w:sz w:val="20"/>
+      </w:rPr>
+    </w:lvl>
+  </w:abstractNum>
+  <w:abstractNum w:abstractNumId="2" w15:restartNumberingAfterBreak="0">
     <w:nsid w:val="32CD0F49"/>
     <w:multiLevelType w:val="multilevel"/>
     <w:tmpl w:val="2D5EF5F8"/>
@@ -982,7 +1398,7 @@
       </w:rPr>
     </w:lvl>
   </w:abstractNum>
-  <w:abstractNum w:abstractNumId="2" w15:restartNumberingAfterBreak="0">
+  <w:abstractNum w:abstractNumId="3" w15:restartNumberingAfterBreak="0">
     <w:nsid w:val="3619265D"/>
     <w:multiLevelType w:val="multilevel"/>
     <w:tmpl w:val="CDFE24BA"/>
@@ -1131,7 +1547,7 @@
       </w:rPr>
     </w:lvl>
   </w:abstractNum>
-  <w:abstractNum w:abstractNumId="3" w15:restartNumberingAfterBreak="0">
+  <w:abstractNum w:abstractNumId="4" w15:restartNumberingAfterBreak="0">
     <w:nsid w:val="3A687722"/>
     <w:multiLevelType w:val="multilevel"/>
     <w:tmpl w:val="39BE8468"/>
@@ -1280,7 +1696,7 @@
       </w:rPr>
     </w:lvl>
   </w:abstractNum>
-  <w:abstractNum w:abstractNumId="4" w15:restartNumberingAfterBreak="0">
+  <w:abstractNum w:abstractNumId="5" w15:restartNumberingAfterBreak="0">
     <w:nsid w:val="59DA3FA7"/>
     <w:multiLevelType w:val="multilevel"/>
     <w:tmpl w:val="409E6456"/>
@@ -1393,20 +1809,175 @@
       </w:pPr>
     </w:lvl>
   </w:abstractNum>
+  <w:abstractNum w:abstractNumId="6" w15:restartNumberingAfterBreak="0">
+    <w:nsid w:val="7BB24187"/>
+    <w:multiLevelType w:val="multilevel"/>
+    <w:tmpl w:val="2D2437B0"/>
+    <w:lvl w:ilvl="0">
+      <w:start w:val="1"/>
+      <w:numFmt w:val="bullet"/>
+      <w:lvlText w:val=""/>
+      <w:lvlJc w:val="left"/>
+      <w:pPr>
+        <w:tabs>
+          <w:tab w:val="num" w:pos="720"/>
+        </w:tabs>
+        <w:ind w:left="720" w:hanging="360"/>
+      </w:pPr>
+      <w:rPr>
+        <w:rFonts w:ascii="Symbol" w:hAnsi="Symbol" w:hint="default"/>
+        <w:sz w:val="20"/>
+      </w:rPr>
+    </w:lvl>
+    <w:lvl w:ilvl="1" w:tentative="1">
+      <w:start w:val="1"/>
+      <w:numFmt w:val="bullet"/>
+      <w:lvlText w:val="o"/>
+      <w:lvlJc w:val="left"/>
+      <w:pPr>
+        <w:tabs>
+          <w:tab w:val="num" w:pos="1440"/>
+        </w:tabs>
+        <w:ind w:left="1440" w:hanging="360"/>
+      </w:pPr>
+      <w:rPr>
+        <w:rFonts w:ascii="Courier New" w:hAnsi="Courier New" w:hint="default"/>
+        <w:sz w:val="20"/>
+      </w:rPr>
+    </w:lvl>
+    <w:lvl w:ilvl="2" w:tentative="1">
+      <w:start w:val="1"/>
+      <w:numFmt w:val="bullet"/>
+      <w:lvlText w:val=""/>
+      <w:lvlJc w:val="left"/>
+      <w:pPr>
+        <w:tabs>
+          <w:tab w:val="num" w:pos="2160"/>
+        </w:tabs>
+        <w:ind w:left="2160" w:hanging="360"/>
+      </w:pPr>
+      <w:rPr>
+        <w:rFonts w:ascii="Wingdings" w:hAnsi="Wingdings" w:hint="default"/>
+        <w:sz w:val="20"/>
+      </w:rPr>
+    </w:lvl>
+    <w:lvl w:ilvl="3" w:tentative="1">
+      <w:start w:val="1"/>
+      <w:numFmt w:val="bullet"/>
+      <w:lvlText w:val=""/>
+      <w:lvlJc w:val="left"/>
+      <w:pPr>
+        <w:tabs>
+          <w:tab w:val="num" w:pos="2880"/>
+        </w:tabs>
+        <w:ind w:left="2880" w:hanging="360"/>
+      </w:pPr>
+      <w:rPr>
+        <w:rFonts w:ascii="Wingdings" w:hAnsi="Wingdings" w:hint="default"/>
+        <w:sz w:val="20"/>
+      </w:rPr>
+    </w:lvl>
+    <w:lvl w:ilvl="4" w:tentative="1">
+      <w:start w:val="1"/>
+      <w:numFmt w:val="bullet"/>
+      <w:lvlText w:val=""/>
+      <w:lvlJc w:val="left"/>
+      <w:pPr>
+        <w:tabs>
+          <w:tab w:val="num" w:pos="3600"/>
+        </w:tabs>
+        <w:ind w:left="3600" w:hanging="360"/>
+      </w:pPr>
+      <w:rPr>
+        <w:rFonts w:ascii="Wingdings" w:hAnsi="Wingdings" w:hint="default"/>
+        <w:sz w:val="20"/>
+      </w:rPr>
+    </w:lvl>
+    <w:lvl w:ilvl="5" w:tentative="1">
+      <w:start w:val="1"/>
+      <w:numFmt w:val="bullet"/>
+      <w:lvlText w:val=""/>
+      <w:lvlJc w:val="left"/>
+      <w:pPr>
+        <w:tabs>
+          <w:tab w:val="num" w:pos="4320"/>
+        </w:tabs>
+        <w:ind w:left="4320" w:hanging="360"/>
+      </w:pPr>
+      <w:rPr>
+        <w:rFonts w:ascii="Wingdings" w:hAnsi="Wingdings" w:hint="default"/>
+        <w:sz w:val="20"/>
+      </w:rPr>
+    </w:lvl>
+    <w:lvl w:ilvl="6" w:tentative="1">
+      <w:start w:val="1"/>
+      <w:numFmt w:val="bullet"/>
+      <w:lvlText w:val=""/>
+      <w:lvlJc w:val="left"/>
+      <w:pPr>
+        <w:tabs>
+          <w:tab w:val="num" w:pos="5040"/>
+        </w:tabs>
+        <w:ind w:left="5040" w:hanging="360"/>
+      </w:pPr>
+      <w:rPr>
+        <w:rFonts w:ascii="Wingdings" w:hAnsi="Wingdings" w:hint="default"/>
+        <w:sz w:val="20"/>
+      </w:rPr>
+    </w:lvl>
+    <w:lvl w:ilvl="7" w:tentative="1">
+      <w:start w:val="1"/>
+      <w:numFmt w:val="bullet"/>
+      <w:lvlText w:val=""/>
+      <w:lvlJc w:val="left"/>
+      <w:pPr>
+        <w:tabs>
+          <w:tab w:val="num" w:pos="5760"/>
+        </w:tabs>
+        <w:ind w:left="5760" w:hanging="360"/>
+      </w:pPr>
+      <w:rPr>
+        <w:rFonts w:ascii="Wingdings" w:hAnsi="Wingdings" w:hint="default"/>
+        <w:sz w:val="20"/>
+      </w:rPr>
+    </w:lvl>
+    <w:lvl w:ilvl="8" w:tentative="1">
+      <w:start w:val="1"/>
+      <w:numFmt w:val="bullet"/>
+      <w:lvlText w:val=""/>
+      <w:lvlJc w:val="left"/>
+      <w:pPr>
+        <w:tabs>
+          <w:tab w:val="num" w:pos="6480"/>
+        </w:tabs>
+        <w:ind w:left="6480" w:hanging="360"/>
+      </w:pPr>
+      <w:rPr>
+        <w:rFonts w:ascii="Wingdings" w:hAnsi="Wingdings" w:hint="default"/>
+        <w:sz w:val="20"/>
+      </w:rPr>
+    </w:lvl>
+  </w:abstractNum>
   <w:num w:numId="1" w16cid:durableId="312488734">
+    <w:abstractNumId w:val="4"/>
+  </w:num>
+  <w:num w:numId="2" w16cid:durableId="815999274">
     <w:abstractNumId w:val="3"/>
   </w:num>
-  <w:num w:numId="2" w16cid:durableId="815999274">
-    <w:abstractNumId w:val="2"/>
-  </w:num>
   <w:num w:numId="3" w16cid:durableId="1447702380">
-    <w:abstractNumId w:val="4"/>
+    <w:abstractNumId w:val="5"/>
   </w:num>
   <w:num w:numId="4" w16cid:durableId="1444616029">
-    <w:abstractNumId w:val="1"/>
+    <w:abstractNumId w:val="2"/>
   </w:num>
   <w:num w:numId="5" w16cid:durableId="202332610">
     <w:abstractNumId w:val="0"/>
+  </w:num>
+  <w:num w:numId="6" w16cid:durableId="1605839834">
+    <w:abstractNumId w:val="6"/>
+  </w:num>
+  <w:num w:numId="7" w16cid:durableId="87965036">
+    <w:abstractNumId w:val="1"/>
   </w:num>
 </w:numbering>
 </file>
